--- a/protected-resources/ambassador/week-12/Future-Ready-Week-12-Facilitator-Guide.docx
+++ b/protected-resources/ambassador/week-12/Future-Ready-Week-12-Facilitator-Guide.docx
@@ -8,19 +8,11 @@
       </w:pPr>
       <w:r>
         <w:rPr>
+          <w:rFonts w:ascii="Aptos Display" w:hAnsi="Aptos Display"/>
           <w:b/>
-          <w:sz w:val="30"/>
+          <w:sz w:val="48"/>
         </w:rPr>
-        <w:t>BUILD6™ — Ambassador Christian School</w:t>
-      </w:r>
-    </w:p>
-    <w:p>
-      <w:pPr>
-        <w:pStyle w:val="Heading1"/>
-        <w:jc w:val="center"/>
-      </w:pPr>
-      <w:r>
-        <w:t>Week 12: Michelle Boudin - On-Camera Reflection</w:t>
+        <w:t>BUILD6™</w:t>
       </w:r>
     </w:p>
     <w:p>
@@ -30,23 +22,47 @@
       <w:r>
         <w:rPr>
           <w:b/>
+          <w:sz w:val="34"/>
         </w:rPr>
-        <w:t>Facilitator Guide</w:t>
+        <w:t>WEEK 12 · Communication Under Pressure</w:t>
+      </w:r>
+    </w:p>
+    <w:p>
+      <w:pPr>
+        <w:jc w:val="center"/>
+      </w:pPr>
+      <w:r>
+        <w:rPr>
+          <w:i/>
+          <w:sz w:val="22"/>
+        </w:rPr>
+        <w:t>Michelle Boudin - Think. Respond. Recover.</w:t>
+      </w:r>
+    </w:p>
+    <w:p>
+      <w:pPr>
+        <w:jc w:val="center"/>
+      </w:pPr>
+      <w:r>
+        <w:rPr>
+          <w:b/>
+          <w:sz w:val="18"/>
+        </w:rPr>
+        <w:t>FACILITATOR GUIDE</w:t>
+      </w:r>
+    </w:p>
+    <w:p/>
+    <w:p>
+      <w:pPr>
+        <w:pStyle w:val="Heading1"/>
+      </w:pPr>
+      <w:r>
+        <w:t>Week Purpose</w:t>
       </w:r>
     </w:p>
     <w:p>
       <w:r>
-        <w:t>Date: November 5, 2026</w:t>
-      </w:r>
-    </w:p>
-    <w:p>
-      <w:r>
-        <w:t>BUILD6 Stage: EXPERIENCE™</w:t>
-      </w:r>
-    </w:p>
-    <w:p>
-      <w:r>
-        <w:t>Experience Alignment: Michelle Boudin session in the auditorium; speaking, story, second attempt and communication-growth reflection.</w:t>
+        <w:t>Build interview, presentation, panel, conflict, media and workplace communication skills by practicing how to think, respond, recover and stay credible under pressure.</w:t>
       </w:r>
     </w:p>
     <w:p>
@@ -54,7 +70,20 @@
         <w:pStyle w:val="Heading2"/>
       </w:pPr>
       <w:r>
-        <w:t>Facilitator Outcomes</w:t>
+        <w:t>Essential Question</w:t>
+      </w:r>
+    </w:p>
+    <w:p>
+      <w:r>
+        <w:t>How do I think, respond, recover, and remain credible when the pressure is real?</w:t>
+      </w:r>
+    </w:p>
+    <w:p>
+      <w:pPr>
+        <w:pStyle w:val="Heading2"/>
+      </w:pPr>
+      <w:r>
+        <w:t>Skills</w:t>
       </w:r>
     </w:p>
     <w:p>
@@ -62,7 +91,7 @@
         <w:pStyle w:val="ListBullet"/>
       </w:pPr>
       <w:r>
-        <w:t>Connect this week to the correct speaker, tour or real-world experience.</w:t>
+        <w:t>Camera presence</w:t>
       </w:r>
     </w:p>
     <w:p>
@@ -70,7 +99,7 @@
         <w:pStyle w:val="ListBullet"/>
       </w:pPr>
       <w:r>
-        <w:t>Protect the existing BUILD6 reflection and Capstone language.</w:t>
+        <w:t>Interview communication</w:t>
       </w:r>
     </w:p>
     <w:p>
@@ -78,7 +107,7 @@
         <w:pStyle w:val="ListBullet"/>
       </w:pPr>
       <w:r>
-        <w:t>Move students from participation to evidence capture.</w:t>
+        <w:t>Panel discussion</w:t>
       </w:r>
     </w:p>
     <w:p>
@@ -86,7 +115,55 @@
         <w:pStyle w:val="ListBullet"/>
       </w:pPr>
       <w:r>
-        <w:t>End with one clear portfolio or Capstone artifact.</w:t>
+        <w:t>Conflict response</w:t>
+      </w:r>
+    </w:p>
+    <w:p>
+      <w:pPr>
+        <w:pStyle w:val="ListBullet"/>
+      </w:pPr>
+      <w:r>
+        <w:t>Pressure recovery</w:t>
+      </w:r>
+    </w:p>
+    <w:p>
+      <w:pPr>
+        <w:pStyle w:val="ListBullet"/>
+      </w:pPr>
+      <w:r>
+        <w:t>Concise answers</w:t>
+      </w:r>
+    </w:p>
+    <w:p>
+      <w:pPr>
+        <w:pStyle w:val="ListBullet"/>
+      </w:pPr>
+      <w:r>
+        <w:t>Active listening</w:t>
+      </w:r>
+    </w:p>
+    <w:p>
+      <w:pPr>
+        <w:pStyle w:val="ListBullet"/>
+      </w:pPr>
+      <w:r>
+        <w:t>Body language</w:t>
+      </w:r>
+    </w:p>
+    <w:p>
+      <w:pPr>
+        <w:pStyle w:val="ListBullet"/>
+      </w:pPr>
+      <w:r>
+        <w:t>Credibility</w:t>
+      </w:r>
+    </w:p>
+    <w:p>
+      <w:pPr>
+        <w:pStyle w:val="Heading1"/>
+      </w:pPr>
+      <w:r>
+        <w:t>Weekly Rhythm</w:t>
       </w:r>
     </w:p>
     <w:p>
@@ -94,2040 +171,404 @@
         <w:pStyle w:val="Heading2"/>
       </w:pPr>
       <w:r>
-        <w:t>50-Minute Flow</w:t>
+        <w:t>Monday · Catch-Up + Pressure Awareness</w:t>
       </w:r>
     </w:p>
-    <w:tbl>
-      <w:tblPr>
-        <w:tblW w:type="auto" w:w="0"/>
-        <w:tblLook w:firstColumn="1" w:firstRow="1" w:lastColumn="0" w:lastRow="0" w:noHBand="0" w:noVBand="1" w:val="04A0"/>
-      </w:tblPr>
-      <w:tblGrid>
-        <w:gridCol w:w="5112"/>
-        <w:gridCol w:w="5112"/>
-      </w:tblGrid>
-      <w:tr>
-        <w:tc>
-          <w:tcPr>
-            <w:tcW w:type="dxa" w:w="5112"/>
-          </w:tcPr>
-          <w:p>
-            <w:r>
-              <w:t>Time</w:t>
-            </w:r>
-          </w:p>
-        </w:tc>
-        <w:tc>
-          <w:tcPr>
-            <w:tcW w:type="dxa" w:w="5112"/>
-          </w:tcPr>
-          <w:p>
-            <w:r>
-              <w:t>Facilitation Move</w:t>
-            </w:r>
-          </w:p>
-        </w:tc>
-      </w:tr>
-      <w:tr>
-        <w:tc>
-          <w:tcPr>
-            <w:tcW w:type="dxa" w:w="5112"/>
-          </w:tcPr>
-          <w:p>
-            <w:r>
-              <w:t>0–5</w:t>
-            </w:r>
-          </w:p>
-        </w:tc>
-        <w:tc>
-          <w:tcPr>
-            <w:tcW w:type="dxa" w:w="5112"/>
-          </w:tcPr>
-          <w:p>
-            <w:r>
-              <w:t>Opening connection</w:t>
-            </w:r>
-          </w:p>
-        </w:tc>
-      </w:tr>
-      <w:tr>
-        <w:tc>
-          <w:tcPr>
-            <w:tcW w:type="dxa" w:w="5112"/>
-          </w:tcPr>
-          <w:p>
-            <w:r>
-              <w:t>5–15</w:t>
-            </w:r>
-          </w:p>
-        </w:tc>
-        <w:tc>
-          <w:tcPr>
-            <w:tcW w:type="dxa" w:w="5112"/>
-          </w:tcPr>
-          <w:p>
-            <w:r>
-              <w:t>Context + purpose</w:t>
-            </w:r>
-          </w:p>
-        </w:tc>
-      </w:tr>
-      <w:tr>
-        <w:tc>
-          <w:tcPr>
-            <w:tcW w:type="dxa" w:w="5112"/>
-          </w:tcPr>
-          <w:p>
-            <w:r>
-              <w:t>15–30</w:t>
-            </w:r>
-          </w:p>
-        </w:tc>
-        <w:tc>
-          <w:tcPr>
-            <w:tcW w:type="dxa" w:w="5112"/>
-          </w:tcPr>
-          <w:p>
-            <w:r>
-              <w:t>Interactive activity / speaker or visit work</w:t>
-            </w:r>
-          </w:p>
-        </w:tc>
-      </w:tr>
-      <w:tr>
-        <w:tc>
-          <w:tcPr>
-            <w:tcW w:type="dxa" w:w="5112"/>
-          </w:tcPr>
-          <w:p>
-            <w:r>
-              <w:t>30–42</w:t>
-            </w:r>
-          </w:p>
-        </w:tc>
-        <w:tc>
-          <w:tcPr>
-            <w:tcW w:type="dxa" w:w="5112"/>
-          </w:tcPr>
-          <w:p>
-            <w:r>
-              <w:t>Reflection + evidence capture</w:t>
-            </w:r>
-          </w:p>
-        </w:tc>
-      </w:tr>
-      <w:tr>
-        <w:tc>
-          <w:tcPr>
-            <w:tcW w:type="dxa" w:w="5112"/>
-          </w:tcPr>
-          <w:p>
-            <w:r>
-              <w:t>42–50</w:t>
-            </w:r>
-          </w:p>
-        </w:tc>
-        <w:tc>
-          <w:tcPr>
-            <w:tcW w:type="dxa" w:w="5112"/>
-          </w:tcPr>
-          <w:p>
-            <w:r>
-              <w:t>Capstone connection + next step</w:t>
-            </w:r>
-          </w:p>
-        </w:tc>
-      </w:tr>
-    </w:tbl>
+    <w:p>
+      <w:r>
+        <w:t>Finish missing work and identify your pressure reactions, presence, listening habits, body language, voice, and one communication goal.</w:t>
+      </w:r>
+    </w:p>
+    <w:p>
+      <w:r>
+        <w:t>Facilitator note: Monday is primarily catch-up, accountability and discussion. Do not overload it with new instruction.</w:t>
+      </w:r>
+    </w:p>
+    <w:p>
+      <w:pPr>
+        <w:pStyle w:val="ListBullet"/>
+      </w:pPr>
+      <w:r>
+        <w:t>What happens to my communication under pressure?</w:t>
+      </w:r>
+    </w:p>
+    <w:p>
+      <w:pPr>
+        <w:pStyle w:val="ListBullet"/>
+      </w:pPr>
+      <w:r>
+        <w:t>What makes someone look/sound credible?</w:t>
+      </w:r>
+    </w:p>
+    <w:p>
+      <w:pPr>
+        <w:pStyle w:val="ListBullet"/>
+      </w:pPr>
+      <w:r>
+        <w:t>Prepared vs. scripted - what is the difference?</w:t>
+      </w:r>
+    </w:p>
+    <w:p>
+      <w:pPr>
+        <w:pStyle w:val="ListBullet"/>
+      </w:pPr>
+      <w:r>
+        <w:t>One habit I want to improve</w:t>
+      </w:r>
+    </w:p>
     <w:p>
       <w:pPr>
         <w:pStyle w:val="Heading2"/>
       </w:pPr>
       <w:r>
-        <w:t>Locked Weekly Curriculum</w:t>
+        <w:t>Tuesday · Camera Lab</w:t>
       </w:r>
     </w:p>
     <w:p>
       <w:r>
-        <w:t>© 2026 BUILD6™. All Rights Reserved.</w:t>
+        <w:t>Practice a 30-second introduction, explain something simply, answer an unexpected question, receive one coaching point and retry immediately.</w:t>
+      </w:r>
+    </w:p>
+    <w:p>
+      <w:pPr>
+        <w:pStyle w:val="ListBullet"/>
+      </w:pPr>
+      <w:r>
+        <w:t>My 30-second introduction</w:t>
+      </w:r>
+    </w:p>
+    <w:p>
+      <w:pPr>
+        <w:pStyle w:val="ListBullet"/>
+      </w:pPr>
+      <w:r>
+        <w:t>First-attempt observation</w:t>
+      </w:r>
+    </w:p>
+    <w:p>
+      <w:pPr>
+        <w:pStyle w:val="ListBullet"/>
+      </w:pPr>
+      <w:r>
+        <w:t>Coaching point</w:t>
+      </w:r>
+    </w:p>
+    <w:p>
+      <w:pPr>
+        <w:pStyle w:val="ListBullet"/>
+      </w:pPr>
+      <w:r>
+        <w:t>What changed on my second attempt?</w:t>
+      </w:r>
+    </w:p>
+    <w:p>
+      <w:pPr>
+        <w:pStyle w:val="Heading2"/>
+      </w:pPr>
+      <w:r>
+        <w:t>Wednesday · Pressure + Conflict + Panel Lab</w:t>
       </w:r>
     </w:p>
     <w:p>
       <w:r>
-        <w:t>Proprietary Future Ready™ / BUILD6™ program material.</w:t>
+        <w:t>Practice difficult questions, disagreement, interruption, blanking, criticism, correcting misinformation, saying 'I don't know' professionally, and rotating panel roles.</w:t>
       </w:r>
     </w:p>
     <w:p>
       <w:r>
-        <w:t>Future Ready™ · Week 12</w:t>
+        <w:t>Facilitator note: Run the activity exactly enough that students practice, receive feedback, and can explain what they learned.</w:t>
+      </w:r>
+    </w:p>
+    <w:p>
+      <w:pPr>
+        <w:pStyle w:val="ListBullet"/>
+      </w:pPr>
+      <w:r>
+        <w:t>A difficult question I answered</w:t>
+      </w:r>
+    </w:p>
+    <w:p>
+      <w:pPr>
+        <w:pStyle w:val="ListBullet"/>
+      </w:pPr>
+      <w:r>
+        <w:t>How I disagreed without becoming defensive</w:t>
+      </w:r>
+    </w:p>
+    <w:p>
+      <w:pPr>
+        <w:pStyle w:val="ListBullet"/>
+      </w:pPr>
+      <w:r>
+        <w:t>How I handled not knowing</w:t>
+      </w:r>
+    </w:p>
+    <w:p>
+      <w:pPr>
+        <w:pStyle w:val="ListBullet"/>
+      </w:pPr>
+      <w:r>
+        <w:t>What I learned as panelist / interviewer / moderator / observer</w:t>
+      </w:r>
+    </w:p>
+    <w:p>
+      <w:pPr>
+        <w:pStyle w:val="ListBullet"/>
+      </w:pPr>
+      <w:r>
+        <w:t>My best recovery phrase</w:t>
+      </w:r>
+    </w:p>
+    <w:p>
+      <w:pPr>
+        <w:pStyle w:val="Heading2"/>
+      </w:pPr>
+      <w:r>
+        <w:t>Thursday · Michelle Boudin Live Application</w:t>
       </w:r>
     </w:p>
     <w:p>
       <w:r>
-        <w:t>MICHELLE BOUDIN — ON CAMERA</w:t>
+        <w:t>Apply camera/interview/panel skills with professional coaching and immediate retry.</w:t>
+      </w:r>
+    </w:p>
+    <w:p>
+      <w:pPr>
+        <w:pStyle w:val="ListBullet"/>
+      </w:pPr>
+      <w:r>
+        <w:t>My specific goal</w:t>
+      </w:r>
+    </w:p>
+    <w:p>
+      <w:pPr>
+        <w:pStyle w:val="ListBullet"/>
+      </w:pPr>
+      <w:r>
+        <w:t>Feedback I received</w:t>
+      </w:r>
+    </w:p>
+    <w:p>
+      <w:pPr>
+        <w:pStyle w:val="ListBullet"/>
+      </w:pPr>
+      <w:r>
+        <w:t>What changed on retry</w:t>
+      </w:r>
+    </w:p>
+    <w:p>
+      <w:pPr>
+        <w:pStyle w:val="ListBullet"/>
+      </w:pPr>
+      <w:r>
+        <w:t>How this transfers to interviews, presentations, meetings, conflict or leadership</w:t>
+      </w:r>
+    </w:p>
+    <w:p>
+      <w:pPr>
+        <w:pStyle w:val="Heading2"/>
+      </w:pPr>
+      <w:r>
+        <w:t>Friday · Before / After Communication Artifact</w:t>
       </w:r>
     </w:p>
     <w:p>
       <w:r>
-        <w:t>Communication · Feedback · Adjustment · Composure · Confidence</w:t>
+        <w:t>Write a thank-you, compare first and later attempts, identify strongest answer and next improvement goal.</w:t>
       </w:r>
     </w:p>
     <w:p>
       <w:r>
-        <w:t>ESSENTIAL QUESTION</w:t>
+        <w:t>Facilitator note: Finish missing work first, then reflection, thank-you/follow-up when appropriate, and portfolio/capstone evidence.</w:t>
+      </w:r>
+    </w:p>
+    <w:p>
+      <w:pPr>
+        <w:pStyle w:val="ListBullet"/>
+      </w:pPr>
+      <w:r>
+        <w:t>Before: what pressure did to my communication</w:t>
+      </w:r>
+    </w:p>
+    <w:p>
+      <w:pPr>
+        <w:pStyle w:val="ListBullet"/>
+      </w:pPr>
+      <w:r>
+        <w:t>After: what I now do differently</w:t>
+      </w:r>
+    </w:p>
+    <w:p>
+      <w:pPr>
+        <w:pStyle w:val="ListBullet"/>
+      </w:pPr>
+      <w:r>
+        <w:t>My strongest communication moment</w:t>
+      </w:r>
+    </w:p>
+    <w:p>
+      <w:pPr>
+        <w:pStyle w:val="ListBullet"/>
+      </w:pPr>
+      <w:r>
+        <w:t>What I still need to practice</w:t>
+      </w:r>
+    </w:p>
+    <w:p>
+      <w:pPr>
+        <w:pStyle w:val="ListBullet"/>
+      </w:pPr>
+      <w:r>
+        <w:t>Thank-you message for Michelle</w:t>
+      </w:r>
+    </w:p>
+    <w:p>
+      <w:pPr>
+        <w:pStyle w:val="Heading1"/>
+      </w:pPr>
+      <w:r>
+        <w:t>Coach Jones - Wednesday Run of Show</w:t>
       </w:r>
     </w:p>
     <w:p>
       <w:r>
-        <w:t>**What happens when I receive feedback, make an intentional adjustment and try again?**</w:t>
+        <w:rPr>
+          <w:b/>
+        </w:rPr>
+        <w:t>1. First Take / Coach / Second Take</w:t>
+      </w:r>
+      <w:r>
+        <w:t xml:space="preserve"> - Students respond on camera or on stage, receive one precise coaching note, then immediately retry.</w:t>
       </w:r>
     </w:p>
     <w:p>
       <w:r>
-        <w:t>---</w:t>
+        <w:rPr>
+          <w:b/>
+        </w:rPr>
+        <w:t>2. Unexpected Question Round</w:t>
+      </w:r>
+      <w:r>
+        <w:t xml:space="preserve"> - Students answer short unscripted questions without rushing or overexplaining.</w:t>
       </w:r>
     </w:p>
     <w:p>
       <w:r>
-        <w:t>THIS EXPERIENCE</w:t>
+        <w:rPr>
+          <w:b/>
+        </w:rPr>
+        <w:t>3. Pressure + Conflict Lab</w:t>
+      </w:r>
+      <w:r>
+        <w:t xml:space="preserve"> - Students practice disagreement, correction, criticism, interruption and professional boundaries.</w:t>
       </w:r>
     </w:p>
     <w:p>
       <w:r>
-        <w:t>This week is not about being perfect on camera.</w:t>
+        <w:rPr>
+          <w:b/>
+        </w:rPr>
+        <w:t>4. Panel Hot Seat</w:t>
+      </w:r>
+      <w:r>
+        <w:t xml:space="preserve"> - Students rotate panelist, interviewer, moderator and observer roles with curveball questions.</w:t>
+      </w:r>
+    </w:p>
+    <w:p>
+      <w:pPr>
+        <w:pStyle w:val="Heading1"/>
+      </w:pPr>
+      <w:r>
+        <w:t>Facilitator Questions</w:t>
+      </w:r>
+    </w:p>
+    <w:p>
+      <w:pPr>
+        <w:pStyle w:val="ListBullet"/>
+      </w:pPr>
+      <w:r>
+        <w:t>What did you notice?</w:t>
+      </w:r>
+    </w:p>
+    <w:p>
+      <w:pPr>
+        <w:pStyle w:val="ListBullet"/>
+      </w:pPr>
+      <w:r>
+        <w:t>What changed after feedback or a second attempt?</w:t>
+      </w:r>
+    </w:p>
+    <w:p>
+      <w:pPr>
+        <w:pStyle w:val="ListBullet"/>
+      </w:pPr>
+      <w:r>
+        <w:t>Where would this matter in a real workplace?</w:t>
+      </w:r>
+    </w:p>
+    <w:p>
+      <w:pPr>
+        <w:pStyle w:val="ListBullet"/>
+      </w:pPr>
+      <w:r>
+        <w:t>What decision did the student own instead of outsourcing?</w:t>
+      </w:r>
+    </w:p>
+    <w:p>
+      <w:pPr>
+        <w:pStyle w:val="ListBullet"/>
+      </w:pPr>
+      <w:r>
+        <w:t>What evidence should be saved for portfolio or capstone?</w:t>
+      </w:r>
+    </w:p>
+    <w:p>
+      <w:pPr>
+        <w:pStyle w:val="Heading1"/>
+      </w:pPr>
+      <w:r>
+        <w:t>Midweek Reflection</w:t>
       </w:r>
     </w:p>
     <w:p>
       <w:r>
-        <w:t>It is about discovering what happens when you:</w:t>
+        <w:t>What pressure reaction did I notice in myself, and what recovery technique helped me remain credible?</w:t>
+      </w:r>
+    </w:p>
+    <w:p>
+      <w:pPr>
+        <w:pStyle w:val="Heading1"/>
+      </w:pPr>
+      <w:r>
+        <w:t>Friday Reflection</w:t>
       </w:r>
     </w:p>
     <w:p>
       <w:r>
-        <w:t>**TRY → RECEIVE FEEDBACK → ADJUST → TRY AGAIN**</w:t>
+        <w:t>What changed between my first attempt and my later attempt, and what will I deliberately practice next?</w:t>
+      </w:r>
+    </w:p>
+    <w:p>
+      <w:pPr>
+        <w:pStyle w:val="Heading1"/>
+      </w:pPr>
+      <w:r>
+        <w:t>Capstone Connection</w:t>
       </w:r>
     </w:p>
     <w:p>
       <w:r>
-        <w:t>During the past several weeks, you have practiced:</w:t>
-      </w:r>
-    </w:p>
-    <w:p>
-      <w:r>
-        <w:t>- using real evidence</w:t>
-        <w:br/>
-        <w:t>- telling professional stories</w:t>
-        <w:br/>
-        <w:t>- answering unexpected questions</w:t>
-        <w:br/>
-        <w:t>- listening before responding</w:t>
-        <w:br/>
-        <w:t>- making a clear point</w:t>
-        <w:br/>
-        <w:t>- supporting an idea</w:t>
-        <w:br/>
-        <w:t>- disagreeing professionally</w:t>
-        <w:br/>
-        <w:t>- responding under pressure</w:t>
-        <w:br/>
-        <w:t>- recovering when you lose your place</w:t>
-      </w:r>
-    </w:p>
-    <w:p>
-      <w:r>
-        <w:t>Now you will see those skills in action.</w:t>
-      </w:r>
-    </w:p>
-    <w:p>
-      <w:r>
-        <w:t>Your first attempt is not the final product.</w:t>
-      </w:r>
-    </w:p>
-    <w:p>
-      <w:r>
-        <w:t>It is evidence.</w:t>
-      </w:r>
-    </w:p>
-    <w:p>
-      <w:r>
-        <w:t>---</w:t>
-      </w:r>
-    </w:p>
-    <w:p>
-      <w:r>
-        <w:t>PART 1 · BEFORE THE CAMERA</w:t>
-      </w:r>
-    </w:p>
-    <w:p>
-      <w:r>
-        <w:t>Review your Week 11 pre-camera plan.</w:t>
-      </w:r>
-    </w:p>
-    <w:p>
-      <w:r>
-        <w:t>The communication strength I want to keep:</w:t>
-      </w:r>
-    </w:p>
-    <w:p>
-      <w:r>
-        <w:t>____________________________________________________</w:t>
-      </w:r>
-    </w:p>
-    <w:p>
-      <w:r>
-        <w:t>The habit I want to change:</w:t>
-      </w:r>
-    </w:p>
-    <w:p>
-      <w:r>
-        <w:t>____________________________________________________</w:t>
-      </w:r>
-    </w:p>
-    <w:p>
-      <w:r>
-        <w:t>If I become nervous, I will:</w:t>
-      </w:r>
-    </w:p>
-    <w:p>
-      <w:r>
-        <w:t>____________________________________________________</w:t>
-      </w:r>
-    </w:p>
-    <w:p>
-      <w:r>
-        <w:t>If I lose my place, I will:</w:t>
-      </w:r>
-    </w:p>
-    <w:p>
-      <w:r>
-        <w:t>____________________________________________________</w:t>
-      </w:r>
-    </w:p>
-    <w:p>
-      <w:r>
-        <w:t>If I am challenged, I will:</w:t>
-      </w:r>
-    </w:p>
-    <w:p>
-      <w:r>
-        <w:t>____________________________________________________</w:t>
-      </w:r>
-    </w:p>
-    <w:p>
-      <w:r>
-        <w:t>The message I want people to remember:</w:t>
-      </w:r>
-    </w:p>
-    <w:p>
-      <w:r>
-        <w:t>____________________________________________________</w:t>
-      </w:r>
-    </w:p>
-    <w:p>
-      <w:r>
-        <w:t>____________________________________________________</w:t>
-      </w:r>
-    </w:p>
-    <w:p>
-      <w:r>
-        <w:t>---</w:t>
-      </w:r>
-    </w:p>
-    <w:p>
-      <w:r>
-        <w:t>PART 2 · MY GOAL</w:t>
-      </w:r>
-    </w:p>
-    <w:p>
-      <w:r>
-        <w:t>Choose ONE primary communication goal.</w:t>
-      </w:r>
-    </w:p>
-    <w:p>
-      <w:r>
-        <w:t>[ ] Slow down</w:t>
-      </w:r>
-    </w:p>
-    <w:p>
-      <w:r>
-        <w:t>[ ] Speak more clearly</w:t>
-      </w:r>
-    </w:p>
-    <w:p>
-      <w:r>
-        <w:t>[ ] Make stronger eye contact</w:t>
-      </w:r>
-    </w:p>
-    <w:p>
-      <w:r>
-        <w:t>[ ] Stop rambling</w:t>
-      </w:r>
-    </w:p>
-    <w:p>
-      <w:r>
-        <w:t>[ ] Use stronger evidence</w:t>
-      </w:r>
-    </w:p>
-    <w:p>
-      <w:r>
-        <w:t>[ ] Improve posture/body language</w:t>
-      </w:r>
-    </w:p>
-    <w:p>
-      <w:r>
-        <w:t>[ ] Reduce filler words</w:t>
-      </w:r>
-    </w:p>
-    <w:p>
-      <w:r>
-        <w:t>[ ] Listen fully before answering</w:t>
-      </w:r>
-    </w:p>
-    <w:p>
-      <w:r>
-        <w:t>[ ] Give more concise answers</w:t>
-      </w:r>
-    </w:p>
-    <w:p>
-      <w:r>
-        <w:t>[ ] Recover more confidently</w:t>
-      </w:r>
-    </w:p>
-    <w:p>
-      <w:r>
-        <w:t>[ ] Sound more natural</w:t>
-      </w:r>
-    </w:p>
-    <w:p>
-      <w:r>
-        <w:t>[ ] Other: __________________________________________</w:t>
-      </w:r>
-    </w:p>
-    <w:p>
-      <w:r>
-        <w:t>MY GOAL</w:t>
-      </w:r>
-    </w:p>
-    <w:p>
-      <w:r>
-        <w:t>____________________________________________________</w:t>
-      </w:r>
-    </w:p>
-    <w:p>
-      <w:r>
-        <w:t>Why does this matter?</w:t>
-      </w:r>
-    </w:p>
-    <w:p>
-      <w:r>
-        <w:t>____________________________________________________</w:t>
-      </w:r>
-    </w:p>
-    <w:p>
-      <w:r>
-        <w:t>____________________________________________________</w:t>
-      </w:r>
-    </w:p>
-    <w:p>
-      <w:r>
-        <w:t>---</w:t>
-      </w:r>
-    </w:p>
-    <w:p>
-      <w:r>
-        <w:t>PART 3 · FIRST ATTEMPT</w:t>
-      </w:r>
-    </w:p>
-    <w:p>
-      <w:r>
-        <w:t>What was I asked?</w:t>
-      </w:r>
-    </w:p>
-    <w:p>
-      <w:r>
-        <w:t>____________________________________________________</w:t>
-      </w:r>
-    </w:p>
-    <w:p>
-      <w:r>
-        <w:t>____________________________________________________</w:t>
-      </w:r>
-    </w:p>
-    <w:p>
-      <w:r>
-        <w:t>What point was I trying to communicate?</w:t>
-      </w:r>
-    </w:p>
-    <w:p>
-      <w:r>
-        <w:t>____________________________________________________</w:t>
-      </w:r>
-    </w:p>
-    <w:p>
-      <w:r>
-        <w:t>____________________________________________________</w:t>
-      </w:r>
-    </w:p>
-    <w:p>
-      <w:r>
-        <w:t>What evidence or example did I use?</w:t>
-      </w:r>
-    </w:p>
-    <w:p>
-      <w:r>
-        <w:t>____________________________________________________</w:t>
-      </w:r>
-    </w:p>
-    <w:p>
-      <w:r>
-        <w:t>____________________________________________________</w:t>
-      </w:r>
-    </w:p>
-    <w:p>
-      <w:r>
-        <w:t>What do I remember happening while I answered?</w:t>
-      </w:r>
-    </w:p>
-    <w:p>
-      <w:r>
-        <w:t>____________________________________________________</w:t>
-      </w:r>
-    </w:p>
-    <w:p>
-      <w:r>
-        <w:t>____________________________________________________</w:t>
-      </w:r>
-    </w:p>
-    <w:p>
-      <w:r>
-        <w:t>---</w:t>
-      </w:r>
-    </w:p>
-    <w:p>
-      <w:r>
-        <w:t>PART 4 · FIRST-ATTEMPT SELF CHECK</w:t>
-      </w:r>
-    </w:p>
-    <w:p>
-      <w:r>
-        <w:t>Do this BEFORE receiving feedback.</w:t>
-      </w:r>
-    </w:p>
-    <w:p>
-      <w:r>
-        <w:t>CLARITY</w:t>
-      </w:r>
-    </w:p>
-    <w:p>
-      <w:r>
-        <w:t>[ ] Strong</w:t>
-      </w:r>
-    </w:p>
-    <w:p>
-      <w:r>
-        <w:t>[ ] Developing</w:t>
-      </w:r>
-    </w:p>
-    <w:p>
-      <w:r>
-        <w:t>[ ] Needs work</w:t>
-      </w:r>
-    </w:p>
-    <w:p>
-      <w:r>
-        <w:t>EVIDENCE</w:t>
-      </w:r>
-    </w:p>
-    <w:p>
-      <w:r>
-        <w:t>[ ] Strong</w:t>
-      </w:r>
-    </w:p>
-    <w:p>
-      <w:r>
-        <w:t>[ ] Developing</w:t>
-      </w:r>
-    </w:p>
-    <w:p>
-      <w:r>
-        <w:t>[ ] Needs work</w:t>
-      </w:r>
-    </w:p>
-    <w:p>
-      <w:r>
-        <w:t>PACE</w:t>
-      </w:r>
-    </w:p>
-    <w:p>
-      <w:r>
-        <w:t>[ ] Strong</w:t>
-      </w:r>
-    </w:p>
-    <w:p>
-      <w:r>
-        <w:t>[ ] Developing</w:t>
-      </w:r>
-    </w:p>
-    <w:p>
-      <w:r>
-        <w:t>[ ] Needs work</w:t>
-      </w:r>
-    </w:p>
-    <w:p>
-      <w:r>
-        <w:t>EYE CONTACT</w:t>
-      </w:r>
-    </w:p>
-    <w:p>
-      <w:r>
-        <w:t>[ ] Strong</w:t>
-      </w:r>
-    </w:p>
-    <w:p>
-      <w:r>
-        <w:t>[ ] Developing</w:t>
-      </w:r>
-    </w:p>
-    <w:p>
-      <w:r>
-        <w:t>[ ] Needs work</w:t>
-      </w:r>
-    </w:p>
-    <w:p>
-      <w:r>
-        <w:t>BODY LANGUAGE</w:t>
-      </w:r>
-    </w:p>
-    <w:p>
-      <w:r>
-        <w:t>[ ] Strong</w:t>
-      </w:r>
-    </w:p>
-    <w:p>
-      <w:r>
-        <w:t>[ ] Developing</w:t>
-      </w:r>
-    </w:p>
-    <w:p>
-      <w:r>
-        <w:t>[ ] Needs work</w:t>
-      </w:r>
-    </w:p>
-    <w:p>
-      <w:r>
-        <w:t>CONFIDENCE</w:t>
-      </w:r>
-    </w:p>
-    <w:p>
-      <w:r>
-        <w:t>[ ] Strong</w:t>
-      </w:r>
-    </w:p>
-    <w:p>
-      <w:r>
-        <w:t>[ ] Developing</w:t>
-      </w:r>
-    </w:p>
-    <w:p>
-      <w:r>
-        <w:t>[ ] Needs work</w:t>
-      </w:r>
-    </w:p>
-    <w:p>
-      <w:r>
-        <w:t>LISTENING</w:t>
-      </w:r>
-    </w:p>
-    <w:p>
-      <w:r>
-        <w:t>[ ] Strong</w:t>
-      </w:r>
-    </w:p>
-    <w:p>
-      <w:r>
-        <w:t>[ ] Developing</w:t>
-      </w:r>
-    </w:p>
-    <w:p>
-      <w:r>
-        <w:t>[ ] Needs work</w:t>
-      </w:r>
-    </w:p>
-    <w:p>
-      <w:r>
-        <w:t>RECOVERY</w:t>
-      </w:r>
-    </w:p>
-    <w:p>
-      <w:r>
-        <w:t>[ ] Strong</w:t>
-      </w:r>
-    </w:p>
-    <w:p>
-      <w:r>
-        <w:t>[ ] Developing</w:t>
-      </w:r>
-    </w:p>
-    <w:p>
-      <w:r>
-        <w:t>[ ] Needs work</w:t>
-      </w:r>
-    </w:p>
-    <w:p>
-      <w:r>
-        <w:t>What did I do best?</w:t>
-      </w:r>
-    </w:p>
-    <w:p>
-      <w:r>
-        <w:t>____________________________________________________</w:t>
-      </w:r>
-    </w:p>
-    <w:p>
-      <w:r>
-        <w:t>Where did I struggle?</w:t>
-      </w:r>
-    </w:p>
-    <w:p>
-      <w:r>
-        <w:t>____________________________________________________</w:t>
-      </w:r>
-    </w:p>
-    <w:p>
-      <w:r>
-        <w:t>---</w:t>
-      </w:r>
-    </w:p>
-    <w:p>
-      <w:r>
-        <w:t>PART 5 · WHAT DID MY BODY LANGUAGE SAY?</w:t>
-      </w:r>
-    </w:p>
-    <w:p>
-      <w:r>
-        <w:t>My posture communicated:</w:t>
-      </w:r>
-    </w:p>
-    <w:p>
-      <w:r>
-        <w:t>____________________________________________________</w:t>
-      </w:r>
-    </w:p>
-    <w:p>
-      <w:r>
-        <w:t>My face communicated:</w:t>
-      </w:r>
-    </w:p>
-    <w:p>
-      <w:r>
-        <w:t>____________________________________________________</w:t>
-      </w:r>
-    </w:p>
-    <w:p>
-      <w:r>
-        <w:t>My eye contact communicated:</w:t>
-      </w:r>
-    </w:p>
-    <w:p>
-      <w:r>
-        <w:t>____________________________________________________</w:t>
-      </w:r>
-    </w:p>
-    <w:p>
-      <w:r>
-        <w:t>My hands/body movement communicated:</w:t>
-      </w:r>
-    </w:p>
-    <w:p>
-      <w:r>
-        <w:t>____________________________________________________</w:t>
-      </w:r>
-    </w:p>
-    <w:p>
-      <w:r>
-        <w:t>My voice communicated:</w:t>
-      </w:r>
-    </w:p>
-    <w:p>
-      <w:r>
-        <w:t>____________________________________________________</w:t>
-      </w:r>
-    </w:p>
-    <w:p>
-      <w:r>
-        <w:t>Did my body language match my words?</w:t>
-      </w:r>
-    </w:p>
-    <w:p>
-      <w:r>
-        <w:t>[ ] Yes</w:t>
-      </w:r>
-    </w:p>
-    <w:p>
-      <w:r>
-        <w:t>[ ] Mostly</w:t>
-      </w:r>
-    </w:p>
-    <w:p>
-      <w:r>
-        <w:t>[ ] Not yet</w:t>
-      </w:r>
-    </w:p>
-    <w:p>
-      <w:r>
-        <w:t>Explain:</w:t>
-      </w:r>
-    </w:p>
-    <w:p>
-      <w:r>
-        <w:t>____________________________________________________</w:t>
-      </w:r>
-    </w:p>
-    <w:p>
-      <w:r>
-        <w:t>____________________________________________________</w:t>
-      </w:r>
-    </w:p>
-    <w:p>
-      <w:r>
-        <w:t>---</w:t>
-      </w:r>
-    </w:p>
-    <w:p>
-      <w:r>
-        <w:t>PART 6 · MICHELLE'S FEEDBACK</w:t>
-      </w:r>
-    </w:p>
-    <w:p>
-      <w:r>
-        <w:t>Do not try to fix everything.</w:t>
-      </w:r>
-    </w:p>
-    <w:p>
-      <w:r>
-        <w:t>Listen for what will make the biggest difference.</w:t>
-      </w:r>
-    </w:p>
-    <w:p>
-      <w:r>
-        <w:t>KEEP</w:t>
-      </w:r>
-    </w:p>
-    <w:p>
-      <w:r>
-        <w:t>Something I should continue doing:</w:t>
-      </w:r>
-    </w:p>
-    <w:p>
-      <w:r>
-        <w:t>____________________________________________________</w:t>
-      </w:r>
-    </w:p>
-    <w:p>
-      <w:r>
-        <w:t>____________________________________________________</w:t>
-      </w:r>
-    </w:p>
-    <w:p>
-      <w:r>
-        <w:t>CHANGE</w:t>
-      </w:r>
-    </w:p>
-    <w:p>
-      <w:r>
-        <w:t>Something I should adjust:</w:t>
-      </w:r>
-    </w:p>
-    <w:p>
-      <w:r>
-        <w:t>____________________________________________________</w:t>
-      </w:r>
-    </w:p>
-    <w:p>
-      <w:r>
-        <w:t>____________________________________________________</w:t>
-      </w:r>
-    </w:p>
-    <w:p>
-      <w:r>
-        <w:t>TRY</w:t>
-      </w:r>
-    </w:p>
-    <w:p>
-      <w:r>
-        <w:t>Something new I should intentionally try:</w:t>
-      </w:r>
-    </w:p>
-    <w:p>
-      <w:r>
-        <w:t>____________________________________________________</w:t>
-      </w:r>
-    </w:p>
-    <w:p>
-      <w:r>
-        <w:t>____________________________________________________</w:t>
-      </w:r>
-    </w:p>
-    <w:p>
-      <w:r>
-        <w:t>The feedback that surprised me:</w:t>
-      </w:r>
-    </w:p>
-    <w:p>
-      <w:r>
-        <w:t>____________________________________________________</w:t>
-      </w:r>
-    </w:p>
-    <w:p>
-      <w:r>
-        <w:t>____________________________________________________</w:t>
-      </w:r>
-    </w:p>
-    <w:p>
-      <w:r>
-        <w:t>The feedback I most need to use:</w:t>
-      </w:r>
-    </w:p>
-    <w:p>
-      <w:r>
-        <w:t>____________________________________________________</w:t>
-      </w:r>
-    </w:p>
-    <w:p>
-      <w:r>
-        <w:t>____________________________________________________</w:t>
-      </w:r>
-    </w:p>
-    <w:p>
-      <w:r>
-        <w:t>---</w:t>
-      </w:r>
-    </w:p>
-    <w:p>
-      <w:r>
-        <w:t>PART 7 · TURN FEEDBACK INTO ACTION</w:t>
-      </w:r>
-    </w:p>
-    <w:p>
-      <w:r>
-        <w:t>Feedback only becomes valuable when you do something with it.</w:t>
-      </w:r>
-    </w:p>
-    <w:p>
-      <w:r>
-        <w:t>Feedback:</w:t>
-      </w:r>
-    </w:p>
-    <w:p>
-      <w:r>
-        <w:t>____________________________________________________</w:t>
-      </w:r>
-    </w:p>
-    <w:p>
-      <w:r>
-        <w:t>What does that actually mean I need to DO?</w:t>
-      </w:r>
-    </w:p>
-    <w:p>
-      <w:r>
-        <w:t>____________________________________________________</w:t>
-      </w:r>
-    </w:p>
-    <w:p>
-      <w:r>
-        <w:t>____________________________________________________</w:t>
-      </w:r>
-    </w:p>
-    <w:p>
-      <w:r>
-        <w:t>What will that look or sound like?</w:t>
-      </w:r>
-    </w:p>
-    <w:p>
-      <w:r>
-        <w:t>____________________________________________________</w:t>
-      </w:r>
-    </w:p>
-    <w:p>
-      <w:r>
-        <w:t>____________________________________________________</w:t>
-      </w:r>
-    </w:p>
-    <w:p>
-      <w:r>
-        <w:t>What will I intentionally change on Attempt 2?</w:t>
-      </w:r>
-    </w:p>
-    <w:p>
-      <w:r>
-        <w:t>____________________________________________________</w:t>
-      </w:r>
-    </w:p>
-    <w:p>
-      <w:r>
-        <w:t>____________________________________________________</w:t>
-      </w:r>
-    </w:p>
-    <w:p>
-      <w:r>
-        <w:t>---</w:t>
-      </w:r>
-    </w:p>
-    <w:p>
-      <w:r>
-        <w:t>PART 8 · SECOND ATTEMPT PLAN</w:t>
-      </w:r>
-    </w:p>
-    <w:p>
-      <w:r>
-        <w:t>Before trying again:</w:t>
-      </w:r>
-    </w:p>
-    <w:p>
-      <w:r>
-        <w:t>MY OPENING</w:t>
-      </w:r>
-    </w:p>
-    <w:p>
-      <w:r>
-        <w:t>____________________________________________________</w:t>
-      </w:r>
-    </w:p>
-    <w:p>
-      <w:r>
-        <w:t>MY MAIN POINT</w:t>
-      </w:r>
-    </w:p>
-    <w:p>
-      <w:r>
-        <w:t>____________________________________________________</w:t>
-      </w:r>
-    </w:p>
-    <w:p>
-      <w:r>
-        <w:t>MY EVIDENCE</w:t>
-      </w:r>
-    </w:p>
-    <w:p>
-      <w:r>
-        <w:t>____________________________________________________</w:t>
-      </w:r>
-    </w:p>
-    <w:p>
-      <w:r>
-        <w:t>MY TAKEAWAY</w:t>
-      </w:r>
-    </w:p>
-    <w:p>
-      <w:r>
-        <w:t>____________________________________________________</w:t>
-      </w:r>
-    </w:p>
-    <w:p>
-      <w:r>
-        <w:t>MY COMMUNICATION ADJUSTMENT</w:t>
-      </w:r>
-    </w:p>
-    <w:p>
-      <w:r>
-        <w:t>____________________________________________________</w:t>
-      </w:r>
-    </w:p>
-    <w:p>
-      <w:r>
-        <w:t>MY RECOVERY PHRASE IF I NEED IT</w:t>
-      </w:r>
-    </w:p>
-    <w:p>
-      <w:r>
-        <w:t>____________________________________________________</w:t>
-      </w:r>
-    </w:p>
-    <w:p>
-      <w:r>
-        <w:t>---</w:t>
-      </w:r>
-    </w:p>
-    <w:p>
-      <w:r>
-        <w:t>PART 9 · SECOND ATTEMPT</w:t>
-      </w:r>
-    </w:p>
-    <w:p>
-      <w:r>
-        <w:t>What was I asked?</w:t>
-      </w:r>
-    </w:p>
-    <w:p>
-      <w:r>
-        <w:t>____________________________________________________</w:t>
-      </w:r>
-    </w:p>
-    <w:p>
-      <w:r>
-        <w:t>____________________________________________________</w:t>
-      </w:r>
-    </w:p>
-    <w:p>
-      <w:r>
-        <w:t>What did I intentionally change?</w:t>
-      </w:r>
-    </w:p>
-    <w:p>
-      <w:r>
-        <w:t>____________________________________________________</w:t>
-      </w:r>
-    </w:p>
-    <w:p>
-      <w:r>
-        <w:t>____________________________________________________</w:t>
-      </w:r>
-    </w:p>
-    <w:p>
-      <w:r>
-        <w:t>What felt different?</w:t>
-      </w:r>
-    </w:p>
-    <w:p>
-      <w:r>
-        <w:t>____________________________________________________</w:t>
-      </w:r>
-    </w:p>
-    <w:p>
-      <w:r>
-        <w:t>____________________________________________________</w:t>
-      </w:r>
-    </w:p>
-    <w:p>
-      <w:r>
-        <w:t>What improved?</w:t>
-      </w:r>
-    </w:p>
-    <w:p>
-      <w:r>
-        <w:t>____________________________________________________</w:t>
-      </w:r>
-    </w:p>
-    <w:p>
-      <w:r>
-        <w:t>____________________________________________________</w:t>
-      </w:r>
-    </w:p>
-    <w:p>
-      <w:r>
-        <w:t>What still felt difficult?</w:t>
-      </w:r>
-    </w:p>
-    <w:p>
-      <w:r>
-        <w:t>____________________________________________________</w:t>
-      </w:r>
-    </w:p>
-    <w:p>
-      <w:r>
-        <w:t>____________________________________________________</w:t>
-      </w:r>
-    </w:p>
-    <w:p>
-      <w:r>
-        <w:t>---</w:t>
-      </w:r>
-    </w:p>
-    <w:p>
-      <w:r>
-        <w:t>PART 10 · COMPARE THE EVIDENCE</w:t>
-      </w:r>
-    </w:p>
-    <w:p>
-      <w:r>
-        <w:t>ATTEMPT 1</w:t>
-      </w:r>
-    </w:p>
-    <w:p>
-      <w:r>
-        <w:t>Strongest part:</w:t>
-      </w:r>
-    </w:p>
-    <w:p>
-      <w:r>
-        <w:t>____________________________________________________</w:t>
-      </w:r>
-    </w:p>
-    <w:p>
-      <w:r>
-        <w:t>Needs improvement:</w:t>
-      </w:r>
-    </w:p>
-    <w:p>
-      <w:r>
-        <w:t>____________________________________________________</w:t>
-      </w:r>
-    </w:p>
-    <w:p>
-      <w:r>
-        <w:t>ATTEMPT 2</w:t>
-      </w:r>
-    </w:p>
-    <w:p>
-      <w:r>
-        <w:t>Strongest part:</w:t>
-      </w:r>
-    </w:p>
-    <w:p>
-      <w:r>
-        <w:t>____________________________________________________</w:t>
-      </w:r>
-    </w:p>
-    <w:p>
-      <w:r>
-        <w:t>Needs improvement:</w:t>
-      </w:r>
-    </w:p>
-    <w:p>
-      <w:r>
-        <w:t>____________________________________________________</w:t>
-      </w:r>
-    </w:p>
-    <w:p>
-      <w:r>
-        <w:t>The clearest improvement between attempts:</w:t>
-      </w:r>
-    </w:p>
-    <w:p>
-      <w:r>
-        <w:t>____________________________________________________</w:t>
-      </w:r>
-    </w:p>
-    <w:p>
-      <w:r>
-        <w:t>____________________________________________________</w:t>
-      </w:r>
-    </w:p>
-    <w:p>
-      <w:r>
-        <w:t>What caused that improvement?</w:t>
-      </w:r>
-    </w:p>
-    <w:p>
-      <w:r>
-        <w:t>____________________________________________________</w:t>
-      </w:r>
-    </w:p>
-    <w:p>
-      <w:r>
-        <w:t>____________________________________________________</w:t>
-      </w:r>
-    </w:p>
-    <w:p>
-      <w:r>
-        <w:t>---</w:t>
-      </w:r>
-    </w:p>
-    <w:p>
-      <w:r>
-        <w:t>PART 11 · THE UNEXPECTED QUESTION</w:t>
-      </w:r>
-    </w:p>
-    <w:p>
-      <w:r>
-        <w:t>Now the script changes.</w:t>
-      </w:r>
-    </w:p>
-    <w:p>
-      <w:r>
-        <w:t>QUESTION</w:t>
-      </w:r>
-    </w:p>
-    <w:p>
-      <w:r>
-        <w:t>____________________________________________________</w:t>
-      </w:r>
-    </w:p>
-    <w:p>
-      <w:r>
-        <w:t>____________________________________________________</w:t>
-      </w:r>
-    </w:p>
-    <w:p>
-      <w:r>
-        <w:t>My immediate reaction:</w:t>
-      </w:r>
-    </w:p>
-    <w:p>
-      <w:r>
-        <w:t>____________________________________________________</w:t>
-      </w:r>
-    </w:p>
-    <w:p>
-      <w:r>
-        <w:t>What was the question really asking?</w:t>
-      </w:r>
-    </w:p>
-    <w:p>
-      <w:r>
-        <w:t>____________________________________________________</w:t>
-      </w:r>
-    </w:p>
-    <w:p>
-      <w:r>
-        <w:t>What evidence or story did I choose?</w:t>
-      </w:r>
-    </w:p>
-    <w:p>
-      <w:r>
-        <w:t>____________________________________________________</w:t>
-      </w:r>
-    </w:p>
-    <w:p>
-      <w:r>
-        <w:t>How did I respond?</w:t>
-      </w:r>
-    </w:p>
-    <w:p>
-      <w:r>
-        <w:t>____________________________________________________</w:t>
-      </w:r>
-    </w:p>
-    <w:p>
-      <w:r>
-        <w:t>____________________________________________________</w:t>
-      </w:r>
-    </w:p>
-    <w:p>
-      <w:r>
-        <w:t>Did I need to recover?</w:t>
-      </w:r>
-    </w:p>
-    <w:p>
-      <w:r>
-        <w:t>[ ] Yes</w:t>
-      </w:r>
-    </w:p>
-    <w:p>
-      <w:r>
-        <w:t>[ ] No</w:t>
-      </w:r>
-    </w:p>
-    <w:p>
-      <w:r>
-        <w:t>If yes, what did I do?</w:t>
-      </w:r>
-    </w:p>
-    <w:p>
-      <w:r>
-        <w:t>____________________________________________________</w:t>
-      </w:r>
-    </w:p>
-    <w:p>
-      <w:r>
-        <w:t>____________________________________________________</w:t>
-      </w:r>
-    </w:p>
-    <w:p>
-      <w:r>
-        <w:t>---</w:t>
-      </w:r>
-    </w:p>
-    <w:p>
-      <w:r>
-        <w:t>PART 12 · THE FOLLOW-UP</w:t>
-      </w:r>
-    </w:p>
-    <w:p>
-      <w:r>
-        <w:t>A strong communicator listens to the follow-up instead of repeating the original answer.</w:t>
-      </w:r>
-    </w:p>
-    <w:p>
-      <w:r>
-        <w:t>Follow-up question:</w:t>
-      </w:r>
-    </w:p>
-    <w:p>
-      <w:r>
-        <w:t>____________________________________________________</w:t>
-      </w:r>
-    </w:p>
-    <w:p>
-      <w:r>
-        <w:t>What new information was being asked for?</w:t>
-      </w:r>
-    </w:p>
-    <w:p>
-      <w:r>
-        <w:t>____________________________________________________</w:t>
-      </w:r>
-    </w:p>
-    <w:p>
-      <w:r>
-        <w:t>How did I adjust my response?</w:t>
-      </w:r>
-    </w:p>
-    <w:p>
-      <w:r>
-        <w:t>____________________________________________________</w:t>
-      </w:r>
-    </w:p>
-    <w:p>
-      <w:r>
-        <w:t>____________________________________________________</w:t>
-      </w:r>
-    </w:p>
-    <w:p>
-      <w:r>
-        <w:t>---</w:t>
-      </w:r>
-    </w:p>
-    <w:p>
-      <w:r>
-        <w:t>PART 13 · DISCOMFORT</w:t>
-      </w:r>
-    </w:p>
-    <w:p>
-      <w:r>
-        <w:t>What made me most uncomfortable today?</w:t>
-      </w:r>
-    </w:p>
-    <w:p>
-      <w:r>
-        <w:t>____________________________________________________</w:t>
-      </w:r>
-    </w:p>
-    <w:p>
-      <w:r>
-        <w:t>____________________________________________________</w:t>
-      </w:r>
-    </w:p>
-    <w:p>
-      <w:r>
-        <w:t>What did I want to avoid?</w:t>
-      </w:r>
-    </w:p>
-    <w:p>
-      <w:r>
-        <w:t>____________________________________________________</w:t>
-      </w:r>
-    </w:p>
-    <w:p>
-      <w:r>
-        <w:t>What did I do anyway?</w:t>
-      </w:r>
-    </w:p>
-    <w:p>
-      <w:r>
-        <w:t>____________________________________________________</w:t>
-      </w:r>
-    </w:p>
-    <w:p>
-      <w:r>
-        <w:t>What did I learn because I stayed in the experience?</w:t>
-      </w:r>
-    </w:p>
-    <w:p>
-      <w:r>
-        <w:t>____________________________________________________</w:t>
-      </w:r>
-    </w:p>
-    <w:p>
-      <w:r>
-        <w:t>____________________________________________________</w:t>
-      </w:r>
-    </w:p>
-    <w:p>
-      <w:r>
-        <w:t>---</w:t>
-      </w:r>
-    </w:p>
-    <w:p>
-      <w:r>
-        <w:t>PART 14 · COMPOSURE</w:t>
-      </w:r>
-    </w:p>
-    <w:p>
-      <w:r>
-        <w:t>Confidence does not mean you never feel nervous.</w:t>
-      </w:r>
-    </w:p>
-    <w:p>
-      <w:r>
-        <w:t>When did I feel pressure?</w:t>
-      </w:r>
-    </w:p>
-    <w:p>
-      <w:r>
-        <w:t>____________________________________________________</w:t>
-      </w:r>
-    </w:p>
-    <w:p>
-      <w:r>
-        <w:t>What did I do with it?</w:t>
-      </w:r>
-    </w:p>
-    <w:p>
-      <w:r>
-        <w:t>____________________________________________________</w:t>
-      </w:r>
-    </w:p>
-    <w:p>
-      <w:r>
-        <w:t>Did I rush, freeze, ramble or recover?</w:t>
-      </w:r>
-    </w:p>
-    <w:p>
-      <w:r>
-        <w:t>____________________________________________________</w:t>
-      </w:r>
-    </w:p>
-    <w:p>
-      <w:r>
-        <w:t>What helped me regain composure?</w:t>
-      </w:r>
-    </w:p>
-    <w:p>
-      <w:r>
-        <w:t>____________________________________________________</w:t>
-      </w:r>
-    </w:p>
-    <w:p>
-      <w:r>
-        <w:t>What will I remember next time?</w:t>
-      </w:r>
-    </w:p>
-    <w:p>
-      <w:r>
-        <w:t>____________________________________________________</w:t>
-      </w:r>
-    </w:p>
-    <w:p>
-      <w:r>
-        <w:t>---</w:t>
-      </w:r>
-    </w:p>
-    <w:p>
-      <w:r>
-        <w:t>PART 15 · WHAT MICHELLE HELPED ME SEE</w:t>
-      </w:r>
-    </w:p>
-    <w:p>
-      <w:r>
-        <w:t>Something Michelle said that stayed with me:</w:t>
-      </w:r>
-    </w:p>
-    <w:p>
-      <w:r>
-        <w:t>____________________________________________________</w:t>
-      </w:r>
-    </w:p>
-    <w:p>
-      <w:r>
-        <w:t>____________________________________________________</w:t>
-      </w:r>
-    </w:p>
-    <w:p>
-      <w:r>
-        <w:t>Something she noticed that I had not noticed:</w:t>
-      </w:r>
-    </w:p>
-    <w:p>
-      <w:r>
-        <w:t>____________________________________________________</w:t>
-      </w:r>
-    </w:p>
-    <w:p>
-      <w:r>
-        <w:t>____________________________________________________</w:t>
-      </w:r>
-    </w:p>
-    <w:p>
-      <w:r>
-        <w:t>Something I understand differently now:</w:t>
-      </w:r>
-    </w:p>
-    <w:p>
-      <w:r>
-        <w:t>____________________________________________________</w:t>
-      </w:r>
-    </w:p>
-    <w:p>
-      <w:r>
-        <w:t>____________________________________________________</w:t>
-      </w:r>
-    </w:p>
-    <w:p>
-      <w:r>
-        <w:t>One question I would ask her after this experience:</w:t>
-      </w:r>
-    </w:p>
-    <w:p>
-      <w:r>
-        <w:t>____________________________________________________</w:t>
-      </w:r>
-    </w:p>
-    <w:p>
-      <w:r>
-        <w:t>____________________________________________________</w:t>
-      </w:r>
-    </w:p>
-    <w:p>
-      <w:r>
-        <w:t>---</w:t>
-      </w:r>
-    </w:p>
-    <w:p>
-      <w:r>
-        <w:t>PART 16 · PROFESSIONAL FOLLOW-UP</w:t>
-      </w:r>
-    </w:p>
-    <w:p>
-      <w:r>
-        <w:t>One specific thing I appreciated:</w:t>
-      </w:r>
-    </w:p>
-    <w:p>
-      <w:r>
-        <w:t>____________________________________________________</w:t>
-      </w:r>
-    </w:p>
-    <w:p>
-      <w:r>
-        <w:t>____________________________________________________</w:t>
-      </w:r>
-    </w:p>
-    <w:p>
-      <w:r>
-        <w:t>One piece of feedback I used:</w:t>
-      </w:r>
-    </w:p>
-    <w:p>
-      <w:r>
-        <w:t>____________________________________________________</w:t>
-      </w:r>
-    </w:p>
-    <w:p>
-      <w:r>
-        <w:t>____________________________________________________</w:t>
-      </w:r>
-    </w:p>
-    <w:p>
-      <w:r>
-        <w:t>One improvement I experienced:</w:t>
-      </w:r>
-    </w:p>
-    <w:p>
-      <w:r>
-        <w:t>____________________________________________________</w:t>
-      </w:r>
-    </w:p>
-    <w:p>
-      <w:r>
-        <w:t>____________________________________________________</w:t>
-      </w:r>
-    </w:p>
-    <w:p>
-      <w:r>
-        <w:t>One sentence I could include in a professional thank-you:</w:t>
-      </w:r>
-    </w:p>
-    <w:p>
-      <w:r>
-        <w:t>____________________________________________________</w:t>
-      </w:r>
-    </w:p>
-    <w:p>
-      <w:r>
-        <w:t>____________________________________________________</w:t>
-      </w:r>
-    </w:p>
-    <w:p>
-      <w:r>
-        <w:t>---</w:t>
-      </w:r>
-    </w:p>
-    <w:p>
-      <w:r>
-        <w:t>WEEK 12 REFLECTION</w:t>
-      </w:r>
-    </w:p>
-    <w:p>
-      <w:r>
-        <w:t>BEFORE THE FIRST ATTEMPT...</w:t>
-      </w:r>
-    </w:p>
-    <w:p>
-      <w:r>
-        <w:t>I thought confidence meant:</w:t>
-      </w:r>
-    </w:p>
-    <w:p>
-      <w:r>
-        <w:t>____________________________________________________</w:t>
-      </w:r>
-    </w:p>
-    <w:p>
-      <w:r>
-        <w:t>____________________________________________________</w:t>
-      </w:r>
-    </w:p>
-    <w:p>
-      <w:r>
-        <w:t>AFTER THE SECOND ATTEMPT...</w:t>
-      </w:r>
-    </w:p>
-    <w:p>
-      <w:r>
-        <w:t>Now I think confidence means:</w:t>
-      </w:r>
-    </w:p>
-    <w:p>
-      <w:r>
-        <w:t>____________________________________________________</w:t>
-      </w:r>
-    </w:p>
-    <w:p>
-      <w:r>
-        <w:t>____________________________________________________</w:t>
-      </w:r>
-    </w:p>
-    <w:p>
-      <w:r>
-        <w:t>The hardest moment:</w:t>
-      </w:r>
-    </w:p>
-    <w:p>
-      <w:r>
-        <w:t>____________________________________________________</w:t>
-      </w:r>
-    </w:p>
-    <w:p>
-      <w:r>
-        <w:t>The feedback that mattered most:</w:t>
-      </w:r>
-    </w:p>
-    <w:p>
-      <w:r>
-        <w:t>____________________________________________________</w:t>
-      </w:r>
-    </w:p>
-    <w:p>
-      <w:r>
-        <w:t>The adjustment I made:</w:t>
-      </w:r>
-    </w:p>
-    <w:p>
-      <w:r>
-        <w:t>____________________________________________________</w:t>
-      </w:r>
-    </w:p>
-    <w:p>
-      <w:r>
-        <w:t>The evidence that I improved:</w:t>
-      </w:r>
-    </w:p>
-    <w:p>
-      <w:r>
-        <w:t>____________________________________________________</w:t>
-      </w:r>
-    </w:p>
-    <w:p>
-      <w:r>
-        <w:t>The thing I am proud I did even though it was uncomfortable:</w:t>
-      </w:r>
-    </w:p>
-    <w:p>
-      <w:r>
-        <w:t>____________________________________________________</w:t>
-      </w:r>
-    </w:p>
-    <w:p>
-      <w:r>
-        <w:t>____________________________________________________</w:t>
-      </w:r>
-    </w:p>
-    <w:p>
-      <w:r>
-        <w:t>The communication skill I still need to build:</w:t>
-      </w:r>
-    </w:p>
-    <w:p>
-      <w:r>
-        <w:t>____________________________________________________</w:t>
-      </w:r>
-    </w:p>
-    <w:p>
-      <w:r>
-        <w:t>---</w:t>
-      </w:r>
-    </w:p>
-    <w:p>
-      <w:r>
-        <w:t>FUTURE READY™ PASSPORT EVIDENCE</w:t>
-      </w:r>
-    </w:p>
-    <w:p>
-      <w:r>
-        <w:t>Save:</w:t>
-      </w:r>
-    </w:p>
-    <w:p>
-      <w:r>
-        <w:t>MY COMMUNICATION GOAL</w:t>
-      </w:r>
-    </w:p>
-    <w:p>
-      <w:r>
-        <w:t>____________________________________________________</w:t>
-      </w:r>
-    </w:p>
-    <w:p>
-      <w:r>
-        <w:t>FIRST-ATTEMPT OBSERVATION</w:t>
-      </w:r>
-    </w:p>
-    <w:p>
-      <w:r>
-        <w:t>____________________________________________________</w:t>
-      </w:r>
-    </w:p>
-    <w:p>
-      <w:r>
-        <w:t>ONE PIECE OF FEEDBACK</w:t>
-      </w:r>
-    </w:p>
-    <w:p>
-      <w:r>
-        <w:t>____________________________________________________</w:t>
-      </w:r>
-    </w:p>
-    <w:p>
-      <w:r>
-        <w:t>MY INTENTIONAL ADJUSTMENT</w:t>
-      </w:r>
-    </w:p>
-    <w:p>
-      <w:r>
-        <w:t>____________________________________________________</w:t>
-      </w:r>
-    </w:p>
-    <w:p>
-      <w:r>
-        <w:t>SECOND-ATTEMPT IMPROVEMENT</w:t>
-      </w:r>
-    </w:p>
-    <w:p>
-      <w:r>
-        <w:t>____________________________________________________</w:t>
-      </w:r>
-    </w:p>
-    <w:p>
-      <w:r>
-        <w:t>MY UNEXPECTED-QUESTION RESPONSE</w:t>
-      </w:r>
-    </w:p>
-    <w:p>
-      <w:r>
-        <w:t>____________________________________________________</w:t>
-      </w:r>
-    </w:p>
-    <w:p>
-      <w:r>
-        <w:t>MY RECOVERY STRATEGY</w:t>
-      </w:r>
-    </w:p>
-    <w:p>
-      <w:r>
-        <w:t>____________________________________________________</w:t>
-      </w:r>
-    </w:p>
-    <w:p>
-      <w:r>
-        <w:t>MY PROFESSIONAL FOLLOW-UP</w:t>
-      </w:r>
-    </w:p>
-    <w:p>
-      <w:r>
-        <w:t>____________________________________________________</w:t>
-      </w:r>
-    </w:p>
-    <w:p>
-      <w:r>
-        <w:t>---</w:t>
-      </w:r>
-    </w:p>
-    <w:p>
-      <w:r>
-        <w:t>CAPSTONE CONNECTION</w:t>
-      </w:r>
-    </w:p>
-    <w:p>
-      <w:r>
-        <w:t>This week gives you something especially valuable:</w:t>
-      </w:r>
-    </w:p>
-    <w:p>
-      <w:r>
-        <w:t>**evidence of growth.**</w:t>
-      </w:r>
-    </w:p>
-    <w:p>
-      <w:r>
-        <w:t>Keep:</w:t>
-      </w:r>
-    </w:p>
-    <w:p>
-      <w:r>
-        <w:t>- what you believed before the experience</w:t>
-        <w:br/>
-        <w:t>- your first attempt</w:t>
-        <w:br/>
-        <w:t>- one uncomfortable moment</w:t>
-        <w:br/>
-        <w:t>- feedback you received</w:t>
-        <w:br/>
-        <w:t>- the adjustment you chose</w:t>
-        <w:br/>
-        <w:t>- your second attempt</w:t>
-        <w:br/>
-        <w:t>- evidence of improvement</w:t>
-        <w:br/>
-        <w:t>- one unexpected question</w:t>
-        <w:br/>
-        <w:t>- one moment of recovery</w:t>
-        <w:br/>
-        <w:t>- what confidence means to you now</w:t>
-      </w:r>
-    </w:p>
-    <w:p>
-      <w:r>
-        <w:t>Your capstone should not only show what you completed.</w:t>
-      </w:r>
-    </w:p>
-    <w:p>
-      <w:r>
-        <w:t>It should show how you changed.</w:t>
-      </w:r>
-    </w:p>
-    <w:p>
-      <w:r>
-        <w:t>---</w:t>
-      </w:r>
-    </w:p>
-    <w:p>
-      <w:r>
-        <w:t>WEEK 12 CLOSE</w:t>
-      </w:r>
-    </w:p>
-    <w:p>
-      <w:r>
-        <w:t>I TRIED...</w:t>
-      </w:r>
-    </w:p>
-    <w:p>
-      <w:r>
-        <w:t>____________________________________________________</w:t>
-      </w:r>
-    </w:p>
-    <w:p>
-      <w:r>
-        <w:t>I HEARD...</w:t>
-      </w:r>
-    </w:p>
-    <w:p>
-      <w:r>
-        <w:t>____________________________________________________</w:t>
-      </w:r>
-    </w:p>
-    <w:p>
-      <w:r>
-        <w:t>I CHANGED...</w:t>
-      </w:r>
-    </w:p>
-    <w:p>
-      <w:r>
-        <w:t>____________________________________________________</w:t>
-      </w:r>
-    </w:p>
-    <w:p>
-      <w:r>
-        <w:t>I TRIED AGAIN...</w:t>
-      </w:r>
-    </w:p>
-    <w:p>
-      <w:r>
-        <w:t>____________________________________________________</w:t>
-      </w:r>
-    </w:p>
-    <w:p>
-      <w:r>
-        <w:t>I IMPROVED...</w:t>
-      </w:r>
-    </w:p>
-    <w:p>
-      <w:r>
-        <w:t>____________________________________________________</w:t>
-      </w:r>
-    </w:p>
-    <w:p>
-      <w:r>
-        <w:t>I LEARNED...</w:t>
-      </w:r>
-    </w:p>
-    <w:p>
-      <w:r>
-        <w:t>____________________________________________________</w:t>
-      </w:r>
-    </w:p>
-    <w:p>
-      <w:r>
-        <w:t>NEXT TIME I WILL...</w:t>
-      </w:r>
-    </w:p>
-    <w:p>
-      <w:r>
-        <w:t>____________________________________________________</w:t>
-      </w:r>
-    </w:p>
-    <w:p>
-      <w:r>
-        <w:t>---</w:t>
-      </w:r>
-    </w:p>
-    <w:p>
-      <w:r>
-        <w:t>**TRY. LISTEN. ADJUST. TRY AGAIN.**</w:t>
-      </w:r>
-    </w:p>
-    <w:p>
-      <w:r>
-        <w:t>© 2026 BUILD6™. All Rights Reserved.</w:t>
-      </w:r>
-    </w:p>
-    <w:p>
-      <w:r>
-        <w:t>Proprietary Future Ready™ / BUILD6™ program material.</w:t>
+        <w:t>Preserve a before/after communication example: what pressure did to your first attempt, the feedback you received, what you changed, and evidence that your second attempt was stronger.</w:t>
       </w:r>
     </w:p>
     <w:sectPr>
-      <w:footerReference w:type="default" r:id="rId9"/>
       <w:pgSz w:w="12240" w:h="15840"/>
-      <w:pgMar w:top="1008" w:right="1008" w:bottom="1008" w:left="1008" w:header="720" w:footer="720" w:gutter="0"/>
+      <w:pgMar w:top="792" w:right="936" w:bottom="792" w:left="936" w:header="720" w:footer="720" w:gutter="0"/>
       <w:cols w:space="720"/>
       <w:docGrid w:linePitch="360"/>
     </w:sectPr>
   </w:body>
 </w:document>
-</file>
-
-<file path=word/footer1.xml><?xml version="1.0" encoding="utf-8"?>
-<w:ftr xmlns:m="http://schemas.openxmlformats.org/officeDocument/2006/math" xmlns:mc="http://schemas.openxmlformats.org/markup-compatibility/2006" xmlns:mo="http://schemas.microsoft.com/office/mac/office/2008/main" xmlns:mv="urn:schemas-microsoft-com:mac:vml" xmlns:o="urn:schemas-microsoft-com:office:office" xmlns:r="http://schemas.openxmlformats.org/officeDocument/2006/relationships" xmlns:v="urn:schemas-microsoft-com:vml" xmlns:w10="urn:schemas-microsoft-com:office:word" xmlns:w14="http://schemas.microsoft.com/office/word/2010/wordml" xmlns:w="http://schemas.openxmlformats.org/wordprocessingml/2006/main" xmlns:wne="http://schemas.microsoft.com/office/word/2006/wordml" xmlns:wp14="http://schemas.microsoft.com/office/word/2010/wordprocessingDrawing" xmlns:wp="http://schemas.openxmlformats.org/drawingml/2006/wordprocessingDrawing" xmlns:wpc="http://schemas.microsoft.com/office/word/2010/wordprocessingCanvas" xmlns:wpg="http://schemas.microsoft.com/office/word/2010/wordprocessingGroup" xmlns:wpi="http://schemas.microsoft.com/office/word/2010/wordprocessingInk" xmlns:wps="http://schemas.microsoft.com/office/word/2010/wordprocessingShape" mc:Ignorable="w14 wp14">
-  <w:p>
-    <w:pPr>
-      <w:pStyle w:val="Footer"/>
-    </w:pPr>
-    <w:r>
-      <w:t>BUILD6™ — Proprietary curriculum of LINK Lake Norman, LLC. Do not reproduce without permission.</w:t>
-    </w:r>
-  </w:p>
-</w:ftr>
 </file>
 
 <file path=word/numbering.xml><?xml version="1.0" encoding="utf-8"?>
@@ -2493,6 +934,10 @@
     <w:name w:val="Normal"/>
     <w:qFormat/>
     <w:rsid w:val="00FC693F"/>
+    <w:rPr>
+      <w:rFonts w:ascii="Aptos" w:hAnsi="Aptos"/>
+      <w:sz w:val="21"/>
+    </w:rPr>
   </w:style>
   <w:style w:type="paragraph" w:styleId="Header">
     <w:name w:val="header"/>
@@ -2553,11 +998,11 @@
       <w:outlineLvl w:val="0"/>
     </w:pPr>
     <w:rPr>
-      <w:rFonts w:asciiTheme="majorHAnsi" w:eastAsiaTheme="majorEastAsia" w:hAnsiTheme="majorHAnsi" w:cstheme="majorBidi"/>
+      <w:rFonts w:asciiTheme="majorHAnsi" w:eastAsiaTheme="majorEastAsia" w:hAnsiTheme="majorHAnsi" w:cstheme="majorBidi" w:ascii="Aptos" w:hAnsi="Aptos"/>
       <w:b/>
       <w:bCs/>
       <w:color w:val="365F91" w:themeColor="accent1" w:themeShade="BF"/>
-      <w:sz w:val="28"/>
+      <w:sz w:val="36"/>
       <w:szCs w:val="28"/>
     </w:rPr>
   </w:style>
@@ -2577,7 +1022,7 @@
       <w:outlineLvl w:val="1"/>
     </w:pPr>
     <w:rPr>
-      <w:rFonts w:asciiTheme="majorHAnsi" w:eastAsiaTheme="majorEastAsia" w:hAnsiTheme="majorHAnsi" w:cstheme="majorBidi"/>
+      <w:rFonts w:asciiTheme="majorHAnsi" w:eastAsiaTheme="majorEastAsia" w:hAnsiTheme="majorHAnsi" w:cstheme="majorBidi" w:ascii="Aptos" w:hAnsi="Aptos"/>
       <w:b/>
       <w:bCs/>
       <w:color w:val="4F81BD" w:themeColor="accent1"/>
@@ -2601,10 +1046,11 @@
       <w:outlineLvl w:val="2"/>
     </w:pPr>
     <w:rPr>
-      <w:rFonts w:asciiTheme="majorHAnsi" w:eastAsiaTheme="majorEastAsia" w:hAnsiTheme="majorHAnsi" w:cstheme="majorBidi"/>
+      <w:rFonts w:asciiTheme="majorHAnsi" w:eastAsiaTheme="majorEastAsia" w:hAnsiTheme="majorHAnsi" w:cstheme="majorBidi" w:ascii="Aptos" w:hAnsi="Aptos"/>
       <w:b/>
       <w:bCs/>
       <w:color w:val="4F81BD" w:themeColor="accent1"/>
+      <w:sz w:val="22"/>
     </w:rPr>
   </w:style>
   <w:style w:type="paragraph" w:styleId="Heading4">
@@ -2842,7 +1288,8 @@
       <w:contextualSpacing/>
     </w:pPr>
     <w:rPr>
-      <w:rFonts w:asciiTheme="majorHAnsi" w:eastAsiaTheme="majorEastAsia" w:hAnsiTheme="majorHAnsi" w:cstheme="majorBidi"/>
+      <w:rFonts w:asciiTheme="majorHAnsi" w:eastAsiaTheme="majorEastAsia" w:hAnsiTheme="majorHAnsi" w:cstheme="majorBidi" w:ascii="Aptos" w:hAnsi="Aptos"/>
+      <w:b/>
       <w:color w:val="17365D" w:themeColor="text2" w:themeShade="BF"/>
       <w:spacing w:val="5"/>
       <w:kern w:val="28"/>
